--- a/samples/2020-09-24-hazira-gas-release-fire/outputs/board-brief.docx
+++ b/samples/2020-09-24-hazira-gas-release-fire/outputs/board-brief.docx
@@ -3708,7 +3708,7 @@
       <w:pStyle w:val="Caption"/>
     </w:pPr>
     <w:r>
-      <w:t xml:space="preserve">Learning purposes: not a statutory document · Generated with ProbeMatrix Learnings Coach v2.0.0a5 (open source, MIT) from a ProbeMatrix four-level human-factors investigation. ProbeMatrix by Eyekyam: ashley@eyekyam.com · </w:t>
+      <w:t xml:space="preserve">Learning purposes: not a statutory document · Generated with ProbeMatrix Learnings Coach v2.0.0a6 (open source, MIT) from a ProbeMatrix four-level human-factors investigation. ProbeMatrix by Eyekyam: ashley@eyekyam.com · </w:t>
     </w:r>
     <w:fldSimple w:instr=" PAGE ">
       <w:r>

--- a/samples/2020-09-24-hazira-gas-release-fire/outputs/board-brief.docx
+++ b/samples/2020-09-24-hazira-gas-release-fire/outputs/board-brief.docx
@@ -3708,7 +3708,7 @@
       <w:pStyle w:val="Caption"/>
     </w:pPr>
     <w:r>
-      <w:t xml:space="preserve">Learning purposes: not a statutory document · Generated with ProbeMatrix Learnings Coach v2.0.0a6 (open source, MIT) from a ProbeMatrix four-level human-factors investigation. ProbeMatrix by Eyekyam: ashley@eyekyam.com · </w:t>
+      <w:t xml:space="preserve">Learning purposes: not a statutory document · Generated with ProbeMatrix Learnings Coach v2.0.0a7 (open source, MIT) from a ProbeMatrix four-level human-factors investigation. ProbeMatrix by Eyekyam: ashley@eyekyam.com · </w:t>
     </w:r>
     <w:fldSimple w:instr=" PAGE ">
       <w:r>

--- a/samples/2020-09-24-hazira-gas-release-fire/outputs/board-brief.docx
+++ b/samples/2020-09-24-hazira-gas-release-fire/outputs/board-brief.docx
@@ -3708,7 +3708,7 @@
       <w:pStyle w:val="Caption"/>
     </w:pPr>
     <w:r>
-      <w:t xml:space="preserve">Learning purposes: not a statutory document · Generated with ProbeMatrix Learnings Coach v2.0.0a7 (open source, MIT) from a ProbeMatrix four-level human-factors investigation. ProbeMatrix by Eyekyam: ashley@eyekyam.com · </w:t>
+      <w:t xml:space="preserve">Learning purposes: not a statutory document · Generated with ProbeMatrix Learnings Coach v2.0.0a8 (open source, MIT) from a ProbeMatrix four-level human-factors investigation. ProbeMatrix by Eyekyam: ashley@eyekyam.com · </w:t>
     </w:r>
     <w:fldSimple w:instr=" PAGE ">
       <w:r>
